--- a/PROGRAMACION/2.Estructuras de control/Ejercicios.docx
+++ b/PROGRAMACION/2.Estructuras de control/Ejercicios.docx
@@ -23,11 +23,33 @@
           <w:lang w:val="es-ES"/>
         </w:rPr>
       </w:pPr>
-      <w:r>
-        <w:rPr>
-          <w:lang w:val="es-ES"/>
-        </w:rPr>
-        <w:t>Creá una variable numérica llamada intencion_voto. Escribí una estructura de control que, según su valor, imprima una de las siguientes etiquetas:</w:t>
+      <w:proofErr w:type="spellStart"/>
+      <w:r>
+        <w:rPr>
+          <w:lang w:val="es-ES"/>
+        </w:rPr>
+        <w:t>Creá</w:t>
+      </w:r>
+      <w:proofErr w:type="spellEnd"/>
+      <w:r>
+        <w:rPr>
+          <w:lang w:val="es-ES"/>
+        </w:rPr>
+        <w:t xml:space="preserve"> una variable numérica llamada </w:t>
+      </w:r>
+      <w:proofErr w:type="spellStart"/>
+      <w:r>
+        <w:rPr>
+          <w:lang w:val="es-ES"/>
+        </w:rPr>
+        <w:t>intencion_voto</w:t>
+      </w:r>
+      <w:proofErr w:type="spellEnd"/>
+      <w:r>
+        <w:rPr>
+          <w:lang w:val="es-ES"/>
+        </w:rPr>
+        <w:t>. Escribí una estructura de control que, según su valor, imprima una de las siguientes etiquetas:</w:t>
       </w:r>
     </w:p>
     <w:p>
@@ -110,19 +132,41 @@
         </w:rPr>
         <w:t xml:space="preserve">Luego, usando </w:t>
       </w:r>
+      <w:proofErr w:type="spellStart"/>
       <w:proofErr w:type="gramStart"/>
       <w:r>
         <w:rPr>
           <w:lang w:val="es-ES"/>
         </w:rPr>
-        <w:t>range(</w:t>
+        <w:t>range</w:t>
+      </w:r>
+      <w:proofErr w:type="spellEnd"/>
+      <w:r>
+        <w:rPr>
+          <w:lang w:val="es-ES"/>
+        </w:rPr>
+        <w:t>(</w:t>
       </w:r>
       <w:proofErr w:type="gramEnd"/>
       <w:r>
         <w:rPr>
           <w:lang w:val="es-ES"/>
         </w:rPr>
-        <w:t>), simulá 5 escenarios distintos de intención de voto (por ejemplo, 5, 15, 28, 42, 60) e imprimí la etiqueta correspondiente para cada uno.</w:t>
+        <w:t xml:space="preserve">), </w:t>
+      </w:r>
+      <w:proofErr w:type="spellStart"/>
+      <w:r>
+        <w:rPr>
+          <w:lang w:val="es-ES"/>
+        </w:rPr>
+        <w:t>simulá</w:t>
+      </w:r>
+      <w:proofErr w:type="spellEnd"/>
+      <w:r>
+        <w:rPr>
+          <w:lang w:val="es-ES"/>
+        </w:rPr>
+        <w:t xml:space="preserve"> 5 escenarios distintos de intención de voto (por ejemplo, 5, 15, 28, 42, 60) e imprimí la etiqueta correspondiente para cada uno.</w:t>
       </w:r>
     </w:p>
     <w:p>
@@ -136,7 +180,7 @@
           <w:lang w:val="es-ES"/>
         </w:rPr>
         <w:pict w14:anchorId="7E10C4EF">
-          <v:rect id="_x0000_i1055" style="width:0;height:1.5pt" o:hralign="center" o:hrstd="t" o:hr="t" fillcolor="#a0a0a0" stroked="f"/>
+          <v:rect id="_x0000_i1025" style="width:0;height:1.5pt" o:hralign="center" o:hrstd="t" o:hr="t" fillcolor="#a0a0a0" stroked="f"/>
         </w:pict>
       </w:r>
     </w:p>
@@ -161,11 +205,33 @@
           <w:lang w:val="es-ES"/>
         </w:rPr>
       </w:pPr>
-      <w:r>
-        <w:rPr>
-          <w:lang w:val="es-ES"/>
-        </w:rPr>
-        <w:t>Creá una variable numérica llamada imagen. Escribí una estructura de control con if anidados que evalúe dos dimensiones a la vez: el nivel de aprobación general (≥ 60 → alta, ≥ 40 → media, &lt; 40 → baja) y, dentro de cada caso, si la imagen supera o no el umbral de 50. Mostrá un mensaje que combine ambas condiciones, por ejemplo: "Alta aprobación, por encima del umbral" o "Aprobación media, por debajo del umbral".</w:t>
+      <w:proofErr w:type="spellStart"/>
+      <w:r>
+        <w:rPr>
+          <w:lang w:val="es-ES"/>
+        </w:rPr>
+        <w:t>Creá</w:t>
+      </w:r>
+      <w:proofErr w:type="spellEnd"/>
+      <w:r>
+        <w:rPr>
+          <w:lang w:val="es-ES"/>
+        </w:rPr>
+        <w:t xml:space="preserve"> una variable numérica llamada imagen. Escribí una estructura de control con </w:t>
+      </w:r>
+      <w:proofErr w:type="spellStart"/>
+      <w:r>
+        <w:rPr>
+          <w:lang w:val="es-ES"/>
+        </w:rPr>
+        <w:t>if</w:t>
+      </w:r>
+      <w:proofErr w:type="spellEnd"/>
+      <w:r>
+        <w:rPr>
+          <w:lang w:val="es-ES"/>
+        </w:rPr>
+        <w:t xml:space="preserve"> anidados que evalúe dos dimensiones a la vez: el nivel de aprobación general (≥ 60 → alta, ≥ 40 → media, &lt; 40 → baja) y, dentro de cada caso, si la imagen supera o no el umbral de 50. Mostrá un mensaje que combine ambas condiciones, por ejemplo: "Alta aprobación, por encima del umbral" o "Aprobación media, por debajo del umbral".</w:t>
       </w:r>
     </w:p>
     <w:p>
@@ -179,7 +245,7 @@
           <w:lang w:val="es-ES"/>
         </w:rPr>
         <w:pict w14:anchorId="645FF0A5">
-          <v:rect id="_x0000_i1056" style="width:0;height:1.5pt" o:hralign="center" o:hrstd="t" o:hr="t" fillcolor="#a0a0a0" stroked="f"/>
+          <v:rect id="_x0000_i1026" style="width:0;height:1.5pt" o:hralign="center" o:hrstd="t" o:hr="t" fillcolor="#a0a0a0" stroked="f"/>
         </w:pict>
       </w:r>
     </w:p>
@@ -204,11 +270,47 @@
           <w:lang w:val="es-ES"/>
         </w:rPr>
       </w:pPr>
-      <w:r>
-        <w:rPr>
-          <w:lang w:val="es-ES"/>
-        </w:rPr>
-        <w:t xml:space="preserve">Creá dos variables numéricas: voto_candidatoA y voto_candidatoB. Escribí una estructura de control que </w:t>
+      <w:proofErr w:type="spellStart"/>
+      <w:r>
+        <w:rPr>
+          <w:lang w:val="es-ES"/>
+        </w:rPr>
+        <w:t>Creá</w:t>
+      </w:r>
+      <w:proofErr w:type="spellEnd"/>
+      <w:r>
+        <w:rPr>
+          <w:lang w:val="es-ES"/>
+        </w:rPr>
+        <w:t xml:space="preserve"> dos variables numéricas: </w:t>
+      </w:r>
+      <w:proofErr w:type="spellStart"/>
+      <w:r>
+        <w:rPr>
+          <w:lang w:val="es-ES"/>
+        </w:rPr>
+        <w:t>voto_candidatoA</w:t>
+      </w:r>
+      <w:proofErr w:type="spellEnd"/>
+      <w:r>
+        <w:rPr>
+          <w:lang w:val="es-ES"/>
+        </w:rPr>
+        <w:t xml:space="preserve"> y </w:t>
+      </w:r>
+      <w:proofErr w:type="spellStart"/>
+      <w:r>
+        <w:rPr>
+          <w:lang w:val="es-ES"/>
+        </w:rPr>
+        <w:t>voto_candidatoB</w:t>
+      </w:r>
+      <w:proofErr w:type="spellEnd"/>
+      <w:r>
+        <w:rPr>
+          <w:lang w:val="es-ES"/>
+        </w:rPr>
+        <w:t xml:space="preserve">. Escribí una estructura de control que </w:t>
       </w:r>
       <w:proofErr w:type="gramStart"/>
       <w:r>
@@ -296,11 +398,47 @@
           <w:lang w:val="es-ES"/>
         </w:rPr>
       </w:pPr>
-      <w:r>
-        <w:rPr>
-          <w:lang w:val="es-ES"/>
-        </w:rPr>
-        <w:t>Usá if anidados para contemplar los casos intermedios (por ejemplo, cuando A supera el 40% pero no la diferencia). Manejá con una excepción el caso en que alguno de los valores ingresados sea negativo o supere 100.</w:t>
+      <w:proofErr w:type="spellStart"/>
+      <w:r>
+        <w:rPr>
+          <w:lang w:val="es-ES"/>
+        </w:rPr>
+        <w:t>Usá</w:t>
+      </w:r>
+      <w:proofErr w:type="spellEnd"/>
+      <w:r>
+        <w:rPr>
+          <w:lang w:val="es-ES"/>
+        </w:rPr>
+        <w:t xml:space="preserve"> </w:t>
+      </w:r>
+      <w:proofErr w:type="spellStart"/>
+      <w:r>
+        <w:rPr>
+          <w:lang w:val="es-ES"/>
+        </w:rPr>
+        <w:t>if</w:t>
+      </w:r>
+      <w:proofErr w:type="spellEnd"/>
+      <w:r>
+        <w:rPr>
+          <w:lang w:val="es-ES"/>
+        </w:rPr>
+        <w:t xml:space="preserve"> anidados para contemplar los casos intermedios (por ejemplo, cuando A supera el 40% pero no la diferencia). </w:t>
+      </w:r>
+      <w:proofErr w:type="spellStart"/>
+      <w:r>
+        <w:rPr>
+          <w:lang w:val="es-ES"/>
+        </w:rPr>
+        <w:t>Manejá</w:t>
+      </w:r>
+      <w:proofErr w:type="spellEnd"/>
+      <w:r>
+        <w:rPr>
+          <w:lang w:val="es-ES"/>
+        </w:rPr>
+        <w:t xml:space="preserve"> con una excepción el caso en que alguno de los valores ingresados sea negativo o supere 100.</w:t>
       </w:r>
     </w:p>
     <w:p>
@@ -314,7 +452,7 @@
           <w:lang w:val="es-ES"/>
         </w:rPr>
         <w:pict w14:anchorId="4F9FD277">
-          <v:rect id="_x0000_i1057" style="width:0;height:1.5pt" o:hralign="center" o:hrstd="t" o:hr="t" fillcolor="#a0a0a0" stroked="f"/>
+          <v:rect id="_x0000_i1027" style="width:0;height:1.5pt" o:hralign="center" o:hrstd="t" o:hr="t" fillcolor="#a0a0a0" stroked="f"/>
         </w:pict>
       </w:r>
     </w:p>
@@ -352,11 +490,19 @@
           <w:lang w:val="es-ES"/>
         </w:rPr>
       </w:pPr>
-      <w:r>
-        <w:rPr>
-          <w:lang w:val="es-ES"/>
-        </w:rPr>
-        <w:t>Trabajá con los siguientes 5 partidos y sus votos:</w:t>
+      <w:proofErr w:type="spellStart"/>
+      <w:r>
+        <w:rPr>
+          <w:lang w:val="es-ES"/>
+        </w:rPr>
+        <w:t>Trabajá</w:t>
+      </w:r>
+      <w:proofErr w:type="spellEnd"/>
+      <w:r>
+        <w:rPr>
+          <w:lang w:val="es-ES"/>
+        </w:rPr>
+        <w:t xml:space="preserve"> con los siguientes 5 partidos y sus votos:</w:t>
       </w:r>
     </w:p>
     <w:tbl>
@@ -661,18 +807,76 @@
           <w:lang w:val="es-ES"/>
         </w:rPr>
       </w:pPr>
-      <w:r>
-        <w:rPr>
-          <w:lang w:val="es-ES"/>
-        </w:rPr>
-        <w:t xml:space="preserve">Calculá el total de votos válidos y determiná qué porcentaje obtuvo cada partido. Usá un bucle while para recorrer la lista de partidos e imprimí el nombre y porcentaje de cada uno. </w:t>
-      </w:r>
+      <w:proofErr w:type="spellStart"/>
+      <w:r>
+        <w:rPr>
+          <w:lang w:val="es-ES"/>
+        </w:rPr>
+        <w:t>Calculá</w:t>
+      </w:r>
+      <w:proofErr w:type="spellEnd"/>
+      <w:r>
+        <w:rPr>
+          <w:lang w:val="es-ES"/>
+        </w:rPr>
+        <w:t xml:space="preserve"> el total de votos válidos y </w:t>
+      </w:r>
+      <w:proofErr w:type="spellStart"/>
+      <w:r>
+        <w:rPr>
+          <w:lang w:val="es-ES"/>
+        </w:rPr>
+        <w:t>determiná</w:t>
+      </w:r>
+      <w:proofErr w:type="spellEnd"/>
+      <w:r>
+        <w:rPr>
+          <w:lang w:val="es-ES"/>
+        </w:rPr>
+        <w:t xml:space="preserve"> qué porcentaje obtuvo cada partido. </w:t>
+      </w:r>
+      <w:proofErr w:type="spellStart"/>
+      <w:r>
+        <w:rPr>
+          <w:lang w:val="es-ES"/>
+        </w:rPr>
+        <w:t>Usá</w:t>
+      </w:r>
+      <w:proofErr w:type="spellEnd"/>
+      <w:r>
+        <w:rPr>
+          <w:lang w:val="es-ES"/>
+        </w:rPr>
+        <w:t xml:space="preserve"> un bucle </w:t>
+      </w:r>
+      <w:proofErr w:type="spellStart"/>
+      <w:r>
+        <w:rPr>
+          <w:lang w:val="es-ES"/>
+        </w:rPr>
+        <w:t>while</w:t>
+      </w:r>
+      <w:proofErr w:type="spellEnd"/>
+      <w:r>
+        <w:rPr>
+          <w:lang w:val="es-ES"/>
+        </w:rPr>
+        <w:t xml:space="preserve"> para recorrer la lista de partidos e imprimí el nombre y porcentaje de cada uno. </w:t>
+      </w:r>
+      <w:proofErr w:type="spellStart"/>
       <w:r>
         <w:rPr>
           <w:lang w:val="es-ES"/>
         </w:rPr>
         <w:lastRenderedPageBreak/>
-        <w:t>Usá continue para saltear a los partidos que no superaron el umbral del 3%, sin interrumpir el recorrido.</w:t>
+        <w:t>Usá</w:t>
+      </w:r>
+      <w:proofErr w:type="spellEnd"/>
+      <w:r>
+        <w:rPr>
+          <w:lang w:val="es-ES"/>
+        </w:rPr>
+        <w:t xml:space="preserve"> continue para saltear a los partidos que no superaron el umbral del 3%, sin interrumpir el recorrido.</w:t>
       </w:r>
     </w:p>
     <w:p>
@@ -686,7 +890,7 @@
           <w:lang w:val="es-ES"/>
         </w:rPr>
         <w:pict w14:anchorId="415A07FB">
-          <v:rect id="_x0000_i1058" style="width:0;height:1.5pt" o:hralign="center" o:hrstd="t" o:hr="t" fillcolor="#a0a0a0" stroked="f"/>
+          <v:rect id="_x0000_i1028" style="width:0;height:1.5pt" o:hralign="center" o:hrstd="t" o:hr="t" fillcolor="#a0a0a0" stroked="f"/>
         </w:pict>
       </w:r>
     </w:p>
@@ -715,34 +919,126 @@
         <w:rPr>
           <w:lang w:val="es-ES"/>
         </w:rPr>
-        <w:t>Continuando con los mismos datos del ejercicio anterior, implementá una versión simplificada del método D'Hondt para repartir 10 bancas entre los partidos que superaron el umbral del 3%.</w:t>
-      </w:r>
-    </w:p>
-    <w:p>
-      <w:pPr>
-        <w:rPr>
-          <w:lang w:val="es-ES"/>
-        </w:rPr>
-      </w:pPr>
-      <w:r>
-        <w:rPr>
-          <w:lang w:val="es-ES"/>
-        </w:rPr>
-        <w:t xml:space="preserve">Para cada partido habilitado, calculá los cocientes dividiendo sus votos por 1, 2, 3... hasta 10, y almacenalos. Usá </w:t>
-      </w:r>
+        <w:t xml:space="preserve">Continuando con los mismos datos del ejercicio anterior, </w:t>
+      </w:r>
+      <w:proofErr w:type="spellStart"/>
+      <w:r>
+        <w:rPr>
+          <w:lang w:val="es-ES"/>
+        </w:rPr>
+        <w:t>implementá</w:t>
+      </w:r>
+      <w:proofErr w:type="spellEnd"/>
+      <w:r>
+        <w:rPr>
+          <w:lang w:val="es-ES"/>
+        </w:rPr>
+        <w:t xml:space="preserve"> una versión simplificada del método D'Hondt para repartir 10 bancas entre los partidos que superaron el umbral del 3%.</w:t>
+      </w:r>
+    </w:p>
+    <w:p>
+      <w:pPr>
+        <w:rPr>
+          <w:lang w:val="es-ES"/>
+        </w:rPr>
+      </w:pPr>
+      <w:r>
+        <w:rPr>
+          <w:lang w:val="es-ES"/>
+        </w:rPr>
+        <w:t xml:space="preserve">Para cada partido habilitado, </w:t>
+      </w:r>
+      <w:proofErr w:type="spellStart"/>
+      <w:r>
+        <w:rPr>
+          <w:lang w:val="es-ES"/>
+        </w:rPr>
+        <w:t>calculá</w:t>
+      </w:r>
+      <w:proofErr w:type="spellEnd"/>
+      <w:r>
+        <w:rPr>
+          <w:lang w:val="es-ES"/>
+        </w:rPr>
+        <w:t xml:space="preserve"> los cocientes dividiendo sus votos por 1, 2, 3... hasta 10, y </w:t>
+      </w:r>
+      <w:proofErr w:type="spellStart"/>
+      <w:r>
+        <w:rPr>
+          <w:lang w:val="es-ES"/>
+        </w:rPr>
+        <w:t>almacenalos</w:t>
+      </w:r>
+      <w:proofErr w:type="spellEnd"/>
+      <w:r>
+        <w:rPr>
+          <w:lang w:val="es-ES"/>
+        </w:rPr>
+        <w:t xml:space="preserve">. </w:t>
+      </w:r>
+      <w:proofErr w:type="spellStart"/>
+      <w:r>
+        <w:rPr>
+          <w:lang w:val="es-ES"/>
+        </w:rPr>
+        <w:t>Usá</w:t>
+      </w:r>
+      <w:proofErr w:type="spellEnd"/>
+      <w:r>
+        <w:rPr>
+          <w:lang w:val="es-ES"/>
+        </w:rPr>
+        <w:t xml:space="preserve"> </w:t>
+      </w:r>
+      <w:proofErr w:type="spellStart"/>
       <w:proofErr w:type="gramStart"/>
       <w:r>
         <w:rPr>
           <w:lang w:val="es-ES"/>
         </w:rPr>
-        <w:t>range(</w:t>
+        <w:t>range</w:t>
+      </w:r>
+      <w:proofErr w:type="spellEnd"/>
+      <w:r>
+        <w:rPr>
+          <w:lang w:val="es-ES"/>
+        </w:rPr>
+        <w:t>(</w:t>
       </w:r>
       <w:proofErr w:type="gramEnd"/>
       <w:r>
         <w:rPr>
           <w:lang w:val="es-ES"/>
         </w:rPr>
-        <w:t>) para generar los divisores. Luego, asigná las 10 bancas ordenando los cocientes de mayor a menor e imprimí cuántas bancas le corresponden a cada partido. Manejá con una excepción el caso en que el diccionario de votos esté vacío o contenga un valor no numérico.</w:t>
+        <w:t xml:space="preserve">) para generar los divisores. Luego, </w:t>
+      </w:r>
+      <w:proofErr w:type="spellStart"/>
+      <w:r>
+        <w:rPr>
+          <w:lang w:val="es-ES"/>
+        </w:rPr>
+        <w:t>asigná</w:t>
+      </w:r>
+      <w:proofErr w:type="spellEnd"/>
+      <w:r>
+        <w:rPr>
+          <w:lang w:val="es-ES"/>
+        </w:rPr>
+        <w:t xml:space="preserve"> las 10 bancas ordenando los cocientes de mayor a menor e imprimí cuántas bancas le corresponden a cada partido. </w:t>
+      </w:r>
+      <w:proofErr w:type="spellStart"/>
+      <w:r>
+        <w:rPr>
+          <w:lang w:val="es-ES"/>
+        </w:rPr>
+        <w:t>Manejá</w:t>
+      </w:r>
+      <w:proofErr w:type="spellEnd"/>
+      <w:r>
+        <w:rPr>
+          <w:lang w:val="es-ES"/>
+        </w:rPr>
+        <w:t xml:space="preserve"> con una excepción el caso en que el diccionario de votos esté vacío o contenga un valor no numérico.</w:t>
       </w:r>
     </w:p>
     <w:p>
@@ -756,7 +1052,7 @@
           <w:lang w:val="es-ES"/>
         </w:rPr>
         <w:pict w14:anchorId="35F0FF7A">
-          <v:rect id="_x0000_i1059" style="width:0;height:1.5pt" o:hralign="center" o:hrstd="t" o:hr="t" fillcolor="#a0a0a0" stroked="f"/>
+          <v:rect id="_x0000_i1029" style="width:0;height:1.5pt" o:hralign="center" o:hrstd="t" o:hr="t" fillcolor="#a0a0a0" stroked="f"/>
         </w:pict>
       </w:r>
     </w:p>
@@ -781,11 +1077,19 @@
           <w:lang w:val="es-ES"/>
         </w:rPr>
       </w:pPr>
-      <w:r>
-        <w:rPr>
-          <w:lang w:val="es-ES"/>
-        </w:rPr>
-        <w:t>Retomá la nota del diario El País sobre las elecciones legislativas en Argentina (</w:t>
+      <w:proofErr w:type="spellStart"/>
+      <w:r>
+        <w:rPr>
+          <w:lang w:val="es-ES"/>
+        </w:rPr>
+        <w:t>Retomá</w:t>
+      </w:r>
+      <w:proofErr w:type="spellEnd"/>
+      <w:r>
+        <w:rPr>
+          <w:lang w:val="es-ES"/>
+        </w:rPr>
+        <w:t xml:space="preserve"> la nota del diario El País sobre las elecciones legislativas en Argentina (</w:t>
       </w:r>
       <w:hyperlink r:id="rId5" w:history="1">
         <w:r>
@@ -800,20 +1104,146 @@
         <w:rPr>
           <w:lang w:val="es-ES"/>
         </w:rPr>
-        <w:t>) y el diccionario anidado de consultoras que armaste en la clase de variables y tipos de datos. Realizá las siguientes tareas:</w:t>
-      </w:r>
-    </w:p>
-    <w:p>
-      <w:pPr>
-        <w:rPr>
-          <w:lang w:val="es-ES"/>
-        </w:rPr>
-      </w:pPr>
-      <w:r>
-        <w:rPr>
-          <w:lang w:val="es-ES"/>
-        </w:rPr>
-        <w:t>a. Usá un for para recorrer el diccionario y mostrar solo el nombre de cada consultora. b. Usá un for para mostrar cada consultora junto con el resultado predicho para LLA. c. Usá un for para mostrar cada consultora junto con el resultado predicho para Fuerza Patria. d. A partir de una lista de listas con los resultados de cada consultora, construí el mismo diccionario anidado usando bucles for. Manejá con una excepción el caso en que la lista esté vacía o tenga una cantidad inesperada de elementos.</w:t>
+        <w:t xml:space="preserve">) y el diccionario anidado de consultoras que armaste en la clase de variables y tipos de datos. </w:t>
+      </w:r>
+      <w:proofErr w:type="spellStart"/>
+      <w:r>
+        <w:rPr>
+          <w:lang w:val="es-ES"/>
+        </w:rPr>
+        <w:t>Realizá</w:t>
+      </w:r>
+      <w:proofErr w:type="spellEnd"/>
+      <w:r>
+        <w:rPr>
+          <w:lang w:val="es-ES"/>
+        </w:rPr>
+        <w:t xml:space="preserve"> las siguientes tareas:</w:t>
+      </w:r>
+    </w:p>
+    <w:p>
+      <w:pPr>
+        <w:rPr>
+          <w:lang w:val="es-ES"/>
+        </w:rPr>
+      </w:pPr>
+      <w:r>
+        <w:rPr>
+          <w:lang w:val="es-ES"/>
+        </w:rPr>
+        <w:t xml:space="preserve">a. </w:t>
+      </w:r>
+      <w:proofErr w:type="spellStart"/>
+      <w:r>
+        <w:rPr>
+          <w:lang w:val="es-ES"/>
+        </w:rPr>
+        <w:t>Usá</w:t>
+      </w:r>
+      <w:proofErr w:type="spellEnd"/>
+      <w:r>
+        <w:rPr>
+          <w:lang w:val="es-ES"/>
+        </w:rPr>
+        <w:t xml:space="preserve"> un </w:t>
+      </w:r>
+      <w:proofErr w:type="spellStart"/>
+      <w:r>
+        <w:rPr>
+          <w:lang w:val="es-ES"/>
+        </w:rPr>
+        <w:t>for</w:t>
+      </w:r>
+      <w:proofErr w:type="spellEnd"/>
+      <w:r>
+        <w:rPr>
+          <w:lang w:val="es-ES"/>
+        </w:rPr>
+        <w:t xml:space="preserve"> para recorrer el diccionario y mostrar solo el nombre de cada consultora. b. </w:t>
+      </w:r>
+      <w:proofErr w:type="spellStart"/>
+      <w:r>
+        <w:rPr>
+          <w:lang w:val="es-ES"/>
+        </w:rPr>
+        <w:t>Usá</w:t>
+      </w:r>
+      <w:proofErr w:type="spellEnd"/>
+      <w:r>
+        <w:rPr>
+          <w:lang w:val="es-ES"/>
+        </w:rPr>
+        <w:t xml:space="preserve"> un </w:t>
+      </w:r>
+      <w:proofErr w:type="spellStart"/>
+      <w:r>
+        <w:rPr>
+          <w:lang w:val="es-ES"/>
+        </w:rPr>
+        <w:t>for</w:t>
+      </w:r>
+      <w:proofErr w:type="spellEnd"/>
+      <w:r>
+        <w:rPr>
+          <w:lang w:val="es-ES"/>
+        </w:rPr>
+        <w:t xml:space="preserve"> para mostrar cada consultora junto con el resultado predicho para LLA. c. </w:t>
+      </w:r>
+      <w:proofErr w:type="spellStart"/>
+      <w:r>
+        <w:rPr>
+          <w:lang w:val="es-ES"/>
+        </w:rPr>
+        <w:t>Usá</w:t>
+      </w:r>
+      <w:proofErr w:type="spellEnd"/>
+      <w:r>
+        <w:rPr>
+          <w:lang w:val="es-ES"/>
+        </w:rPr>
+        <w:t xml:space="preserve"> un </w:t>
+      </w:r>
+      <w:proofErr w:type="spellStart"/>
+      <w:r>
+        <w:rPr>
+          <w:lang w:val="es-ES"/>
+        </w:rPr>
+        <w:t>for</w:t>
+      </w:r>
+      <w:proofErr w:type="spellEnd"/>
+      <w:r>
+        <w:rPr>
+          <w:lang w:val="es-ES"/>
+        </w:rPr>
+        <w:t xml:space="preserve"> para mostrar cada consultora junto con el resultado predicho para Fuerza Patria. d. A partir de una lista de listas con los resultados de cada consultora, construí el mismo diccionario anidado usando bucles </w:t>
+      </w:r>
+      <w:proofErr w:type="spellStart"/>
+      <w:r>
+        <w:rPr>
+          <w:lang w:val="es-ES"/>
+        </w:rPr>
+        <w:t>for</w:t>
+      </w:r>
+      <w:proofErr w:type="spellEnd"/>
+      <w:r>
+        <w:rPr>
+          <w:lang w:val="es-ES"/>
+        </w:rPr>
+        <w:t xml:space="preserve">. </w:t>
+      </w:r>
+      <w:proofErr w:type="spellStart"/>
+      <w:r>
+        <w:rPr>
+          <w:lang w:val="es-ES"/>
+        </w:rPr>
+        <w:t>Manejá</w:t>
+      </w:r>
+      <w:proofErr w:type="spellEnd"/>
+      <w:r>
+        <w:rPr>
+          <w:lang w:val="es-ES"/>
+        </w:rPr>
+        <w:t xml:space="preserve"> con una excepción el caso en que la lista esté vacía o tenga una cantidad inesperada de elementos.</w:t>
       </w:r>
     </w:p>
     <w:p>
@@ -1774,6 +2204,7 @@
   <w:style w:type="character" w:default="1" w:styleId="Fuentedeprrafopredeter">
     <w:name w:val="Default Paragraph Font"/>
     <w:uiPriority w:val="1"/>
+    <w:semiHidden/>
     <w:unhideWhenUsed/>
   </w:style>
   <w:style w:type="table" w:default="1" w:styleId="Tablanormal">
